--- a/docs/manuales/Manual_Usuario_Proveedores_Compras.docx
+++ b/docs/manuales/Manual_Usuario_Proveedores_Compras.docx
@@ -205,7 +205,7 @@
           <w:sz w:val="22"/>
           <w:szCs w:val="22"/>
         </w:rPr>
-        <w:t xml:space="preserve">Sara — [escriba nombre completo y carné]</w:t>
+        <w:t xml:space="preserve">Betty Sarai Parada Pineda — 7490-23-7697</w:t>
       </w:r>
     </w:p>
     <w:p>
